--- a/output/week6/Week6_Assignment_BICT3202_OOAD.docx
+++ b/output/week6/Week6_Assignment_BICT3202_OOAD.docx
@@ -1029,7 +1029,7 @@
           <w:color w:val="2B2626"/>
           <w:sz w:val="22"/>
         </w:rPr>
-        <w:t>Consider the hierarchy Animal → Dog, Cat and Bird, where each animal makes a sound.</w:t>
+        <w:t>Consider the hierarchy Animal -&gt; Dog, Cat and Bird, where each animal makes a sound.</w:t>
       </w:r>
     </w:p>
     <w:p>
